--- a/docs/SR570_TetraAMM_FX4_comparison/Performance_tests.docx
+++ b/docs/SR570_TetraAMM_FX4_comparison/Performance_tests.docx
@@ -16,7 +16,23 @@
           <w:b/>
           <w:bCs/>
         </w:rPr>
-        <w:t>Comparison of TetrAMM, FX4, and SRS570 + Quantum V2F100 + scaler</w:t>
+        <w:t xml:space="preserve">Comparison of </w:t>
+      </w:r>
+      <w:proofErr w:type="spellStart"/>
+      <w:r>
+        <w:rPr>
+          <w:b/>
+          <w:bCs/>
+        </w:rPr>
+        <w:t>TetrAMM</w:t>
+      </w:r>
+      <w:proofErr w:type="spellEnd"/>
+      <w:r>
+        <w:rPr>
+          <w:b/>
+          <w:bCs/>
+        </w:rPr>
+        <w:t>, FX4, and SRS570 + Quantum V2F100 + scaler</w:t>
       </w:r>
     </w:p>
     <w:p>
@@ -136,7 +152,15 @@
         <w:t xml:space="preserve">Quantum VTF100 2-channel system. </w:t>
       </w:r>
       <w:r>
-        <w:t>Input: 1, 2.5, 5, or 10V max.  Output: 10, 25, 50, or 100 MHz.  This has recently been discontinued and is no longer available.</w:t>
+        <w:t xml:space="preserve">Input: 1, 2.5, 5, or 10V max.  Output: 10, 25, 50, or 100 </w:t>
+      </w:r>
+      <w:proofErr w:type="spellStart"/>
+      <w:r>
+        <w:t>MHz.</w:t>
+      </w:r>
+      <w:proofErr w:type="spellEnd"/>
+      <w:r>
+        <w:t xml:space="preserve">  This has recently been discontinued and is no longer available.</w:t>
       </w:r>
       <w:r>
         <w:t xml:space="preserve">  This is the model that was tested in this report.</w:t>
@@ -179,14 +203,24 @@
           <w:numId w:val="1"/>
         </w:numPr>
       </w:pPr>
+      <w:proofErr w:type="spellStart"/>
       <w:r>
         <w:t>TetrAMM</w:t>
       </w:r>
+      <w:proofErr w:type="spellEnd"/>
       <w:r>
         <w:t xml:space="preserve"> from CAENels</w:t>
       </w:r>
       <w:r>
-        <w:t xml:space="preserve">.  This digitizes 4 currents at 100 kHz.  2 selectable current ranges are specified at the time of order.  The unit used for these tests has ranges of ±120 nA and </w:t>
+        <w:t xml:space="preserve">.  This digitizes 4 currents at 100 kHz.  2 selectable current ranges are specified at the time of order.  The unit used for these tests has ranges of ±120 </w:t>
+      </w:r>
+      <w:proofErr w:type="spellStart"/>
+      <w:r>
+        <w:t>nA</w:t>
+      </w:r>
+      <w:proofErr w:type="spellEnd"/>
+      <w:r>
+        <w:t xml:space="preserve"> and </w:t>
       </w:r>
       <w:r>
         <w:t>±</w:t>
@@ -207,7 +241,15 @@
         <w:t>s</w:t>
       </w:r>
       <w:r>
-        <w:t xml:space="preserve"> can be averaged on-board the device, and additionally in the EPICS quadEM driver.</w:t>
+        <w:t xml:space="preserve"> can be averaged on-board the device, and additionally in the EPICS </w:t>
+      </w:r>
+      <w:proofErr w:type="spellStart"/>
+      <w:r>
+        <w:t>quadEM</w:t>
+      </w:r>
+      <w:proofErr w:type="spellEnd"/>
+      <w:r>
+        <w:t xml:space="preserve"> driver.</w:t>
       </w:r>
     </w:p>
     <w:p>
@@ -219,7 +261,23 @@
         </w:numPr>
       </w:pPr>
       <w:r>
-        <w:t>FX4.  This digitizes 4 currents at 100 kHz.  8 current ranges from ±120 nA to ±10 mA are available on all units.  The current readings can be averaged on-board the device, and additionally in the EPICS quadEM driver.</w:t>
+        <w:t xml:space="preserve">FX4.  This digitizes 4 currents at 100 kHz.  8 current ranges from ±120 </w:t>
+      </w:r>
+      <w:proofErr w:type="spellStart"/>
+      <w:r>
+        <w:t>nA</w:t>
+      </w:r>
+      <w:proofErr w:type="spellEnd"/>
+      <w:r>
+        <w:t xml:space="preserve"> to ±10 mA are available on all units.  The current readings can be averaged on-board the device, and additionally in the EPICS </w:t>
+      </w:r>
+      <w:proofErr w:type="spellStart"/>
+      <w:r>
+        <w:t>quadEM</w:t>
+      </w:r>
+      <w:proofErr w:type="spellEnd"/>
+      <w:r>
+        <w:t xml:space="preserve"> driver.</w:t>
       </w:r>
     </w:p>
     <w:p>
@@ -227,13 +285,29 @@
         <w:spacing w:after="0"/>
       </w:pPr>
       <w:r>
-        <w:t xml:space="preserve">The TetrAMM has been widely adopted for measuring beam position monitors in the APS storage ring and on many beamlines.  However, </w:t>
+        <w:t xml:space="preserve">The </w:t>
+      </w:r>
+      <w:proofErr w:type="spellStart"/>
+      <w:r>
+        <w:t>TetrAMM</w:t>
+      </w:r>
+      <w:proofErr w:type="spellEnd"/>
+      <w:r>
+        <w:t xml:space="preserve"> has been widely adopted for measuring beam position monitors in the APS storage ring and on many beamlines.  However, </w:t>
       </w:r>
       <w:r>
         <w:t>t</w:t>
       </w:r>
       <w:r>
-        <w:t xml:space="preserve">here appears to be only anecdotal evidence on whether the TetrAMM or FX4 have similar performance compared to the </w:t>
+        <w:t xml:space="preserve">here appears to be only anecdotal evidence on whether the </w:t>
+      </w:r>
+      <w:proofErr w:type="spellStart"/>
+      <w:r>
+        <w:t>TetrAMM</w:t>
+      </w:r>
+      <w:proofErr w:type="spellEnd"/>
+      <w:r>
+        <w:t xml:space="preserve"> or FX4 have similar performance compared to the </w:t>
       </w:r>
       <w:r>
         <w:t xml:space="preserve">traditional </w:t>
@@ -314,7 +388,15 @@
         <w:t xml:space="preserve">ranges were </w:t>
       </w:r>
       <w:r>
-        <w:t>0-100 nA, 0-1</w:t>
+        <w:t xml:space="preserve">0-100 </w:t>
+      </w:r>
+      <w:proofErr w:type="spellStart"/>
+      <w:r>
+        <w:t>nA</w:t>
+      </w:r>
+      <w:proofErr w:type="spellEnd"/>
+      <w:r>
+        <w:t>, 0-1</w:t>
       </w:r>
       <w:r>
         <w:rPr>
@@ -379,7 +461,15 @@
         <w:t>.</w:t>
       </w:r>
       <w:r>
-        <w:t xml:space="preserve">  The TetrAMM unit used has a maximum current of 120 </w:t>
+        <w:t xml:space="preserve">  The </w:t>
+      </w:r>
+      <w:proofErr w:type="spellStart"/>
+      <w:r>
+        <w:t>TetrAMM</w:t>
+      </w:r>
+      <w:proofErr w:type="spellEnd"/>
+      <w:r>
+        <w:t xml:space="preserve"> unit used has a maximum current of 120 </w:t>
       </w:r>
       <w:r>
         <w:rPr>
@@ -469,6 +559,7 @@
                 <w:bCs/>
               </w:rPr>
             </w:pPr>
+            <w:proofErr w:type="spellStart"/>
             <w:r>
               <w:rPr>
                 <w:b/>
@@ -476,6 +567,7 @@
               </w:rPr>
               <w:t>TetrAMM</w:t>
             </w:r>
+            <w:proofErr w:type="spellEnd"/>
             <w:r>
               <w:rPr>
                 <w:b/>
@@ -520,8 +612,13 @@
           </w:tcPr>
           <w:p>
             <w:r>
-              <w:t>100 nA</w:t>
-            </w:r>
+              <w:t xml:space="preserve">100 </w:t>
+            </w:r>
+            <w:proofErr w:type="spellStart"/>
+            <w:r>
+              <w:t>nA</w:t>
+            </w:r>
+            <w:proofErr w:type="spellEnd"/>
           </w:p>
         </w:tc>
         <w:tc>
@@ -530,7 +627,15 @@
           </w:tcPr>
           <w:p>
             <w:r>
-              <w:t>20 nA/V</w:t>
+              <w:t xml:space="preserve">20 </w:t>
+            </w:r>
+            <w:proofErr w:type="spellStart"/>
+            <w:r>
+              <w:t>nA</w:t>
+            </w:r>
+            <w:proofErr w:type="spellEnd"/>
+            <w:r>
+              <w:t>/V</w:t>
             </w:r>
           </w:p>
         </w:tc>
@@ -540,8 +645,13 @@
           </w:tcPr>
           <w:p>
             <w:r>
-              <w:t>±120 nA</w:t>
-            </w:r>
+              <w:t xml:space="preserve">±120 </w:t>
+            </w:r>
+            <w:proofErr w:type="spellStart"/>
+            <w:r>
+              <w:t>nA</w:t>
+            </w:r>
+            <w:proofErr w:type="spellEnd"/>
           </w:p>
         </w:tc>
         <w:tc>
@@ -550,7 +660,15 @@
           </w:tcPr>
           <w:p>
             <w:r>
-              <w:t>±100 nA slow</w:t>
+              <w:t xml:space="preserve">±100 </w:t>
+            </w:r>
+            <w:proofErr w:type="spellStart"/>
+            <w:r>
+              <w:t>nA</w:t>
+            </w:r>
+            <w:proofErr w:type="spellEnd"/>
+            <w:r>
+              <w:t xml:space="preserve"> slow</w:t>
             </w:r>
           </w:p>
         </w:tc>
@@ -587,7 +705,15 @@
           </w:tcPr>
           <w:p>
             <w:r>
-              <w:t>200 nA/V</w:t>
+              <w:t xml:space="preserve">200 </w:t>
+            </w:r>
+            <w:proofErr w:type="spellStart"/>
+            <w:r>
+              <w:t>nA</w:t>
+            </w:r>
+            <w:proofErr w:type="spellEnd"/>
+            <w:r>
+              <w:t>/V</w:t>
             </w:r>
           </w:p>
         </w:tc>
@@ -899,8 +1025,21 @@
     </w:p>
     <w:p>
       <w:r>
-        <w:t>The results below are the standard deviations from the best fit straight line in nA or pA.</w:t>
-      </w:r>
+        <w:t xml:space="preserve">The results below are the standard deviations from the best fit straight line in </w:t>
+      </w:r>
+      <w:proofErr w:type="spellStart"/>
+      <w:r>
+        <w:t>nA</w:t>
+      </w:r>
+      <w:proofErr w:type="spellEnd"/>
+      <w:r>
+        <w:t xml:space="preserve"> or </w:t>
+      </w:r>
+      <w:proofErr w:type="spellStart"/>
+      <w:r>
+        <w:t>pA.</w:t>
+      </w:r>
+      <w:proofErr w:type="spellEnd"/>
     </w:p>
     <w:tbl>
       <w:tblPr>
@@ -973,6 +1112,7 @@
                 <w:bCs/>
               </w:rPr>
             </w:pPr>
+            <w:proofErr w:type="spellStart"/>
             <w:r>
               <w:rPr>
                 <w:b/>
@@ -980,6 +1120,7 @@
               </w:rPr>
               <w:t>TetrAMM</w:t>
             </w:r>
+            <w:proofErr w:type="spellEnd"/>
           </w:p>
         </w:tc>
         <w:tc>
@@ -1010,8 +1151,13 @@
           </w:tcPr>
           <w:p>
             <w:r>
-              <w:t>100 nA</w:t>
-            </w:r>
+              <w:t xml:space="preserve">100 </w:t>
+            </w:r>
+            <w:proofErr w:type="spellStart"/>
+            <w:r>
+              <w:t>nA</w:t>
+            </w:r>
+            <w:proofErr w:type="spellEnd"/>
           </w:p>
         </w:tc>
         <w:tc>
@@ -1020,8 +1166,13 @@
           </w:tcPr>
           <w:p>
             <w:r>
-              <w:t>3.71 pA</w:t>
-            </w:r>
+              <w:t xml:space="preserve">3.71 </w:t>
+            </w:r>
+            <w:proofErr w:type="spellStart"/>
+            <w:r>
+              <w:t>pA</w:t>
+            </w:r>
+            <w:proofErr w:type="spellEnd"/>
           </w:p>
         </w:tc>
         <w:tc>
@@ -1030,8 +1181,13 @@
           </w:tcPr>
           <w:p>
             <w:r>
-              <w:t>1.86 pA</w:t>
-            </w:r>
+              <w:t xml:space="preserve">1.86 </w:t>
+            </w:r>
+            <w:proofErr w:type="spellStart"/>
+            <w:r>
+              <w:t>pA</w:t>
+            </w:r>
+            <w:proofErr w:type="spellEnd"/>
           </w:p>
         </w:tc>
         <w:tc>
@@ -1040,8 +1196,13 @@
           </w:tcPr>
           <w:p>
             <w:r>
-              <w:t>1.83 pA</w:t>
-            </w:r>
+              <w:t xml:space="preserve">1.83 </w:t>
+            </w:r>
+            <w:proofErr w:type="spellStart"/>
+            <w:r>
+              <w:t>pA</w:t>
+            </w:r>
+            <w:proofErr w:type="spellEnd"/>
           </w:p>
         </w:tc>
       </w:tr>
@@ -1077,8 +1238,13 @@
           </w:tcPr>
           <w:p>
             <w:r>
-              <w:t>36.1 pA</w:t>
-            </w:r>
+              <w:t xml:space="preserve">36.1 </w:t>
+            </w:r>
+            <w:proofErr w:type="spellStart"/>
+            <w:r>
+              <w:t>pA</w:t>
+            </w:r>
+            <w:proofErr w:type="spellEnd"/>
           </w:p>
         </w:tc>
         <w:tc>
@@ -1087,8 +1253,13 @@
           </w:tcPr>
           <w:p>
             <w:r>
-              <w:t>79.8 pA</w:t>
-            </w:r>
+              <w:t xml:space="preserve">79.8 </w:t>
+            </w:r>
+            <w:proofErr w:type="spellStart"/>
+            <w:r>
+              <w:t>pA</w:t>
+            </w:r>
+            <w:proofErr w:type="spellEnd"/>
           </w:p>
         </w:tc>
         <w:tc>
@@ -1097,8 +1268,13 @@
           </w:tcPr>
           <w:p>
             <w:r>
-              <w:t>14.4 pA</w:t>
-            </w:r>
+              <w:t xml:space="preserve">14.4 </w:t>
+            </w:r>
+            <w:proofErr w:type="spellStart"/>
+            <w:r>
+              <w:t>pA</w:t>
+            </w:r>
+            <w:proofErr w:type="spellEnd"/>
           </w:p>
         </w:tc>
       </w:tr>
@@ -1134,8 +1310,15 @@
           </w:tcPr>
           <w:p>
             <w:r>
-              <w:t>379 pA</w:t>
-            </w:r>
+              <w:t xml:space="preserve">379 </w:t>
+            </w:r>
+            <w:proofErr w:type="spellStart"/>
+            <w:proofErr w:type="gramStart"/>
+            <w:r>
+              <w:t>pA</w:t>
+            </w:r>
+            <w:proofErr w:type="spellEnd"/>
+            <w:proofErr w:type="gramEnd"/>
           </w:p>
         </w:tc>
         <w:tc>
@@ -1144,8 +1327,15 @@
           </w:tcPr>
           <w:p>
             <w:r>
-              <w:t>182 pA</w:t>
-            </w:r>
+              <w:t xml:space="preserve">182 </w:t>
+            </w:r>
+            <w:proofErr w:type="spellStart"/>
+            <w:proofErr w:type="gramStart"/>
+            <w:r>
+              <w:t>pA</w:t>
+            </w:r>
+            <w:proofErr w:type="spellEnd"/>
+            <w:proofErr w:type="gramEnd"/>
           </w:p>
         </w:tc>
         <w:tc>
@@ -1154,8 +1344,15 @@
           </w:tcPr>
           <w:p>
             <w:r>
-              <w:t>235 pA</w:t>
-            </w:r>
+              <w:t xml:space="preserve">235 </w:t>
+            </w:r>
+            <w:proofErr w:type="spellStart"/>
+            <w:proofErr w:type="gramStart"/>
+            <w:r>
+              <w:t>pA</w:t>
+            </w:r>
+            <w:proofErr w:type="spellEnd"/>
+            <w:proofErr w:type="gramEnd"/>
           </w:p>
         </w:tc>
       </w:tr>
@@ -1191,8 +1388,13 @@
           </w:tcPr>
           <w:p>
             <w:r>
-              <w:t>4.81 nA</w:t>
-            </w:r>
+              <w:t xml:space="preserve">4.81 </w:t>
+            </w:r>
+            <w:proofErr w:type="spellStart"/>
+            <w:r>
+              <w:t>nA</w:t>
+            </w:r>
+            <w:proofErr w:type="spellEnd"/>
           </w:p>
         </w:tc>
         <w:tc>
@@ -1201,8 +1403,13 @@
           </w:tcPr>
           <w:p>
             <w:r>
-              <w:t>1.44 nA</w:t>
-            </w:r>
+              <w:t xml:space="preserve">1.44 </w:t>
+            </w:r>
+            <w:proofErr w:type="spellStart"/>
+            <w:r>
+              <w:t>nA</w:t>
+            </w:r>
+            <w:proofErr w:type="spellEnd"/>
           </w:p>
         </w:tc>
         <w:tc>
@@ -1211,8 +1418,13 @@
           </w:tcPr>
           <w:p>
             <w:r>
-              <w:t>2.99 nA</w:t>
-            </w:r>
+              <w:t xml:space="preserve">2.99 </w:t>
+            </w:r>
+            <w:proofErr w:type="spellStart"/>
+            <w:r>
+              <w:t>nA</w:t>
+            </w:r>
+            <w:proofErr w:type="spellEnd"/>
           </w:p>
         </w:tc>
       </w:tr>
@@ -1233,8 +1445,13 @@
           </w:tcPr>
           <w:p>
             <w:r>
-              <w:t>109 nA</w:t>
-            </w:r>
+              <w:t xml:space="preserve">109 </w:t>
+            </w:r>
+            <w:proofErr w:type="spellStart"/>
+            <w:r>
+              <w:t>nA</w:t>
+            </w:r>
+            <w:proofErr w:type="spellEnd"/>
           </w:p>
         </w:tc>
         <w:tc>
@@ -1253,8 +1470,13 @@
           </w:tcPr>
           <w:p>
             <w:r>
-              <w:t>91 nA</w:t>
-            </w:r>
+              <w:t xml:space="preserve">91 </w:t>
+            </w:r>
+            <w:proofErr w:type="spellStart"/>
+            <w:r>
+              <w:t>nA</w:t>
+            </w:r>
+            <w:proofErr w:type="spellEnd"/>
           </w:p>
         </w:tc>
       </w:tr>
@@ -1275,8 +1497,13 @@
           </w:tcPr>
           <w:p>
             <w:r>
-              <w:t>509 nA</w:t>
-            </w:r>
+              <w:t xml:space="preserve">509 </w:t>
+            </w:r>
+            <w:proofErr w:type="spellStart"/>
+            <w:r>
+              <w:t>nA</w:t>
+            </w:r>
+            <w:proofErr w:type="spellEnd"/>
           </w:p>
         </w:tc>
         <w:tc>
@@ -1295,8 +1522,13 @@
           </w:tcPr>
           <w:p>
             <w:r>
-              <w:t>209 nA</w:t>
-            </w:r>
+              <w:t xml:space="preserve">209 </w:t>
+            </w:r>
+            <w:proofErr w:type="spellStart"/>
+            <w:r>
+              <w:t>nA</w:t>
+            </w:r>
+            <w:proofErr w:type="spellEnd"/>
           </w:p>
         </w:tc>
       </w:tr>
@@ -1308,7 +1540,15 @@
     </w:p>
     <w:p>
       <w:r>
-        <w:t>The conclusion is that all 3 devices work very well, with deviations from linearity in the range of 10-100 ppm of the maximum value.  The FX4 has better performance than the SR570 in all tests.  The TetrAMM has better performance than the SR570 in all tests except 1</w:t>
+        <w:t xml:space="preserve">The conclusion is that all 3 devices work very well, with deviations from linearity in the range of 10-100 ppm of the maximum value.  The FX4 has better performance than the SR570 in all tests.  The </w:t>
+      </w:r>
+      <w:proofErr w:type="spellStart"/>
+      <w:r>
+        <w:t>TetrAMM</w:t>
+      </w:r>
+      <w:proofErr w:type="spellEnd"/>
+      <w:r>
+        <w:t xml:space="preserve"> has better performance than the SR570 in all tests except 1</w:t>
       </w:r>
       <w:r>
         <w:rPr>
@@ -1323,10 +1563,7 @@
         <w:t>µ</w:t>
       </w:r>
       <w:r>
-        <w:t>A</w:t>
-      </w:r>
-      <w:r>
-        <w:t xml:space="preserve"> range, where it is using less than 1% of its range, and the errors are 2.2X larger than the SR570.</w:t>
+        <w:t>A range, where it is using less than 1% of its range, and the errors are 2.2X larger than the SR570.</w:t>
       </w:r>
     </w:p>
     <w:p>
@@ -1342,6 +1579,7 @@
     </w:p>
     <w:p>
       <w:pPr>
+        <w:jc w:val="center"/>
         <w:rPr>
           <w:b/>
           <w:bCs/>
@@ -1392,6 +1630,7 @@
         </w:rPr>
         <w:t xml:space="preserve"> linear ramp from 0 to 100 </w:t>
       </w:r>
+      <w:proofErr w:type="spellStart"/>
       <w:r>
         <w:rPr>
           <w:rFonts w:ascii="Calibri" w:hAnsi="Calibri" w:cs="Calibri"/>
@@ -1407,10 +1646,19 @@
         </w:rPr>
         <w:t>A</w:t>
       </w:r>
-    </w:p>
-    <w:p>
-      <w:r>
-        <w:t>The following plot shows the measured current for the linear ramp with the SR570.  The plots for the TetrAMM and FX4 look identical, since the only differences are small deviations from the straight line.</w:t>
+      <w:proofErr w:type="spellEnd"/>
+    </w:p>
+    <w:p>
+      <w:r>
+        <w:t xml:space="preserve">The following plot shows the measured current for the linear ramp with the SR570.  The plots for the </w:t>
+      </w:r>
+      <w:proofErr w:type="spellStart"/>
+      <w:r>
+        <w:t>TetrAMM</w:t>
+      </w:r>
+      <w:proofErr w:type="spellEnd"/>
+      <w:r>
+        <w:t xml:space="preserve"> and FX4 look identical, since the only differences are small deviations from the straight line.</w:t>
       </w:r>
       <w:r>
         <w:t xml:space="preserve">  This is true for all current ranges, so these plots are not shown for other current ranges.</w:t>
@@ -1484,16 +1732,45 @@
     </w:p>
     <w:p>
       <w:r>
-        <w:t>The error for the SR570 is 2.</w:t>
+        <w:t xml:space="preserve">The error for </w:t>
+      </w:r>
+      <w:proofErr w:type="gramStart"/>
+      <w:r>
+        <w:t>the SR570</w:t>
+      </w:r>
+      <w:proofErr w:type="gramEnd"/>
+      <w:r>
+        <w:t xml:space="preserve"> is 2.</w:t>
       </w:r>
       <w:r>
         <w:t>0</w:t>
       </w:r>
       <w:r>
-        <w:t xml:space="preserve"> times larger than for the TetrAMM and the FX4.</w:t>
-      </w:r>
-      <w:r>
-        <w:t xml:space="preserve"> The difference is mainly poorer linearity for the SR570.</w:t>
+        <w:t xml:space="preserve"> times larger than for </w:t>
+      </w:r>
+      <w:proofErr w:type="gramStart"/>
+      <w:r>
+        <w:t xml:space="preserve">the </w:t>
+      </w:r>
+      <w:proofErr w:type="spellStart"/>
+      <w:r>
+        <w:t>TetrAMM</w:t>
+      </w:r>
+      <w:proofErr w:type="spellEnd"/>
+      <w:proofErr w:type="gramEnd"/>
+      <w:r>
+        <w:t xml:space="preserve"> and the FX4.</w:t>
+      </w:r>
+      <w:r>
+        <w:t xml:space="preserve"> The difference is mainly poorer linearity for </w:t>
+      </w:r>
+      <w:proofErr w:type="gramStart"/>
+      <w:r>
+        <w:t>the SR570</w:t>
+      </w:r>
+      <w:proofErr w:type="gramEnd"/>
+      <w:r>
+        <w:t>.</w:t>
       </w:r>
     </w:p>
     <w:p>
@@ -1720,7 +1997,15 @@
     </w:p>
     <w:p>
       <w:r>
-        <w:t xml:space="preserve">The SR570 error is 2.5 times larger than the FX4, mainly due to poorer linearity. The TetrAMM error is 5.5 times larger than the FX4, because we are only using 1% of the 120 </w:t>
+        <w:t xml:space="preserve">The SR570 error is 2.5 times larger than the FX4, mainly due to poorer linearity. The </w:t>
+      </w:r>
+      <w:proofErr w:type="spellStart"/>
+      <w:r>
+        <w:t>TetrAMM</w:t>
+      </w:r>
+      <w:proofErr w:type="spellEnd"/>
+      <w:r>
+        <w:t xml:space="preserve"> error is 5.5 times larger than the FX4, because we are only using 1% of the 120 </w:t>
       </w:r>
       <w:r>
         <w:t>µA</w:t>
@@ -1731,6 +2016,7 @@
     </w:p>
     <w:p>
       <w:pPr>
+        <w:jc w:val="center"/>
         <w:rPr>
           <w:b/>
           <w:bCs/>
@@ -1931,7 +2217,15 @@
     </w:p>
     <w:p>
       <w:r>
-        <w:t>The SR570 error is 2.1 times larger than the FX4, mainly due to poorer linearity. The FX4 error is 1.3 times larger than the TetrAMM.</w:t>
+        <w:t xml:space="preserve">The SR570 error is 2.1 times larger than the FX4, mainly due to poorer linearity. The FX4 error is 1.3 times larger than the </w:t>
+      </w:r>
+      <w:proofErr w:type="spellStart"/>
+      <w:r>
+        <w:t>TetrAMM</w:t>
+      </w:r>
+      <w:proofErr w:type="spellEnd"/>
+      <w:r>
+        <w:t>.</w:t>
       </w:r>
     </w:p>
     <w:p>
@@ -2141,7 +2435,23 @@
     </w:p>
     <w:p>
       <w:r>
-        <w:t>The SR570 error is 3.3 times larger than the TetrAMM, mainly due to poorer linearity. The FX4 error is 2.1 times larger than the TetrAMM.</w:t>
+        <w:t xml:space="preserve">The SR570 error is 3.3 times larger than the </w:t>
+      </w:r>
+      <w:proofErr w:type="spellStart"/>
+      <w:r>
+        <w:t>TetrAMM</w:t>
+      </w:r>
+      <w:proofErr w:type="spellEnd"/>
+      <w:r>
+        <w:t xml:space="preserve">, mainly due to poorer linearity. The FX4 error is 2.1 times larger than the </w:t>
+      </w:r>
+      <w:proofErr w:type="spellStart"/>
+      <w:r>
+        <w:t>TetrAMM</w:t>
+      </w:r>
+      <w:proofErr w:type="spellEnd"/>
+      <w:r>
+        <w:t>.</w:t>
       </w:r>
     </w:p>
     <w:p>
@@ -2343,7 +2653,15 @@
     </w:p>
     <w:p>
       <w:r>
-        <w:t>The SR570 error is 1.2 times larger than the TetrAMM, mainly due to poorer linearity. Both exhibit more non-linearity in this current range than at lower currents.</w:t>
+        <w:t xml:space="preserve">The SR570 error is 1.2 times larger than the </w:t>
+      </w:r>
+      <w:proofErr w:type="spellStart"/>
+      <w:r>
+        <w:t>TetrAMM</w:t>
+      </w:r>
+      <w:proofErr w:type="spellEnd"/>
+      <w:r>
+        <w:t>, mainly due to poorer linearity. Both exhibit more non-linearity in this current range than at lower currents.</w:t>
       </w:r>
     </w:p>
     <w:p>
@@ -2492,7 +2810,15 @@
     </w:p>
     <w:p>
       <w:r>
-        <w:t>The SR570 error is 2.4 times larger than the TetrAMM, mainly due to poorer linearity. Both exhibit more non-linearity in this current range than at lower currents.  The systematic high frequency noise is due to the limited precision of the D/A converter.  This test could only use a 0-3 V range, so the step size was 3 mV.  The D/A resolution is 20/65536=0.3 mV, so there is only 10% precision in the requested output voltage step.</w:t>
+        <w:t xml:space="preserve">The SR570 error is 2.4 times larger than the </w:t>
+      </w:r>
+      <w:proofErr w:type="spellStart"/>
+      <w:r>
+        <w:t>TetrAMM</w:t>
+      </w:r>
+      <w:proofErr w:type="spellEnd"/>
+      <w:r>
+        <w:t>, mainly due to poorer linearity. Both exhibit more non-linearity in this current range than at lower currents.  The systematic high frequency noise is due to the limited precision of the D/A converter.  This test could only use a 0-3 V range, so the step size was 3 mV.  The D/A resolution is 20/65536=0.3 mV, so there is only 10% precision in the requested output voltage step.</w:t>
       </w:r>
     </w:p>
     <w:p>
@@ -2618,6 +2944,486 @@
     </w:p>
     <w:p>
       <w:pPr>
+        <w:rPr>
+          <w:b/>
+          <w:bCs/>
+        </w:rPr>
+      </w:pPr>
+      <w:r>
+        <w:rPr>
+          <w:b/>
+          <w:bCs/>
+        </w:rPr>
+        <w:lastRenderedPageBreak/>
+        <w:t>Pulse input tests</w:t>
+      </w:r>
+    </w:p>
+    <w:p>
+      <w:r>
+        <w:t xml:space="preserve">These tests measure the </w:t>
+      </w:r>
+      <w:proofErr w:type="gramStart"/>
+      <w:r>
+        <w:t>time response</w:t>
+      </w:r>
+      <w:proofErr w:type="gramEnd"/>
+      <w:r>
+        <w:t xml:space="preserve"> of the devices.  </w:t>
+      </w:r>
+      <w:r>
+        <w:t xml:space="preserve">The FX4 and </w:t>
+      </w:r>
+      <w:proofErr w:type="spellStart"/>
+      <w:r>
+        <w:t>TetrAMM</w:t>
+      </w:r>
+      <w:proofErr w:type="spellEnd"/>
+      <w:r>
+        <w:t xml:space="preserve"> were set to </w:t>
+      </w:r>
+      <w:proofErr w:type="spellStart"/>
+      <w:r>
+        <w:t>ValuesPerRead</w:t>
+      </w:r>
+      <w:proofErr w:type="spellEnd"/>
+      <w:r>
+        <w:t xml:space="preserve">=100, as with the previous tests, which means the device is averaging for 1 </w:t>
+      </w:r>
+      <w:proofErr w:type="spellStart"/>
+      <w:r>
+        <w:t>ms.</w:t>
+      </w:r>
+      <w:proofErr w:type="spellEnd"/>
+      <w:r>
+        <w:t xml:space="preserve">  The time-series plugin was configured with </w:t>
+      </w:r>
+      <w:r>
+        <w:t xml:space="preserve">time per point </w:t>
+      </w:r>
+      <w:r>
+        <w:t>=</w:t>
+      </w:r>
+      <w:r>
+        <w:t xml:space="preserve">1 </w:t>
+      </w:r>
+      <w:proofErr w:type="spellStart"/>
+      <w:r>
+        <w:t>ms</w:t>
+      </w:r>
+      <w:proofErr w:type="spellEnd"/>
+      <w:r>
+        <w:t xml:space="preserve">, so it was not doing any additional averaging.  The time series had </w:t>
+      </w:r>
+      <w:r>
+        <w:t>1000 points total (1 second).</w:t>
+      </w:r>
+    </w:p>
+    <w:p>
+      <w:r>
+        <w:t>The input waveform is a pulse that goes instantly from 0 to the maximum current for the selected current range.  The pulse begins</w:t>
+      </w:r>
+      <w:r>
+        <w:t xml:space="preserve"> after</w:t>
+      </w:r>
+      <w:r>
+        <w:t xml:space="preserve"> 0.2 seconds and thus ends at 0.7 seconds. The times for the rising and falling edges are measured. </w:t>
+      </w:r>
+      <w:r>
+        <w:t>The</w:t>
+      </w:r>
+      <w:r>
+        <w:t xml:space="preserve"> tests were done with the 100nA current range</w:t>
+      </w:r>
+      <w:r>
+        <w:t xml:space="preserve">.  This </w:t>
+      </w:r>
+      <w:r>
+        <w:t xml:space="preserve">uses the 100 </w:t>
+      </w:r>
+      <w:proofErr w:type="spellStart"/>
+      <w:r>
+        <w:t>MOhm</w:t>
+      </w:r>
+      <w:proofErr w:type="spellEnd"/>
+      <w:r>
+        <w:t xml:space="preserve"> </w:t>
+      </w:r>
+      <w:proofErr w:type="gramStart"/>
+      <w:r>
+        <w:t>resistor</w:t>
+      </w:r>
+      <w:proofErr w:type="gramEnd"/>
+      <w:r>
+        <w:t xml:space="preserve">, which will have the longest time constant, determined by the capacitance of the system. </w:t>
+      </w:r>
+    </w:p>
+    <w:p>
+      <w:r>
+        <w:t xml:space="preserve">The results are presented </w:t>
+      </w:r>
+      <w:r>
+        <w:t>with 3</w:t>
+      </w:r>
+      <w:r>
+        <w:t xml:space="preserve"> points</w:t>
+      </w:r>
+      <w:r>
+        <w:t xml:space="preserve"> before the transition and 3 points after the transition.</w:t>
+      </w:r>
+      <w:r>
+        <w:t xml:space="preserve">  The points are 1 </w:t>
+      </w:r>
+      <w:proofErr w:type="spellStart"/>
+      <w:r>
+        <w:t>ms</w:t>
+      </w:r>
+      <w:proofErr w:type="spellEnd"/>
+      <w:r>
+        <w:t xml:space="preserve"> apart in time.</w:t>
+      </w:r>
+    </w:p>
+    <w:p>
+      <w:pPr>
+        <w:rPr>
+          <w:b/>
+          <w:bCs/>
+        </w:rPr>
+      </w:pPr>
+    </w:p>
+    <w:p>
+      <w:pPr>
+        <w:rPr>
+          <w:b/>
+          <w:bCs/>
+        </w:rPr>
+      </w:pPr>
+      <w:r>
+        <w:rPr>
+          <w:b/>
+          <w:bCs/>
+        </w:rPr>
+        <w:t>SR570</w:t>
+      </w:r>
+    </w:p>
+    <w:p>
+      <w:r>
+        <w:t>The first test was with the filter set to Low Pass, 12 dB, 1 kHz.</w:t>
+      </w:r>
+    </w:p>
+    <w:p>
+      <w:r>
+        <w:t xml:space="preserve">Rising edge: </w:t>
+      </w:r>
+      <w:r>
+        <w:t>146</w:t>
+      </w:r>
+      <w:r>
+        <w:t>,</w:t>
+      </w:r>
+      <w:r>
+        <w:t xml:space="preserve"> 122</w:t>
+      </w:r>
+      <w:r>
+        <w:t>,</w:t>
+      </w:r>
+      <w:r>
+        <w:t xml:space="preserve"> 110</w:t>
+      </w:r>
+      <w:r>
+        <w:t>,</w:t>
+      </w:r>
+      <w:r>
+        <w:t xml:space="preserve"> 5298</w:t>
+      </w:r>
+      <w:r>
+        <w:t>,</w:t>
+      </w:r>
+      <w:r>
+        <w:t xml:space="preserve"> 12744</w:t>
+      </w:r>
+      <w:r>
+        <w:t>,</w:t>
+      </w:r>
+      <w:r>
+        <w:t xml:space="preserve"> 12636</w:t>
+      </w:r>
+      <w:r>
+        <w:t>,</w:t>
+      </w:r>
+      <w:r>
+        <w:t xml:space="preserve"> 12610</w:t>
+      </w:r>
+    </w:p>
+    <w:p>
+      <w:r>
+        <w:t>Falling edge: 12629, 12608, 12593, 7756, 3, 22 ,40</w:t>
+      </w:r>
+    </w:p>
+    <w:p>
+      <w:r>
+        <w:t xml:space="preserve">There is one intermediate point on both the rising and falling edge, so the time constant is &lt;2 </w:t>
+      </w:r>
+      <w:proofErr w:type="spellStart"/>
+      <w:r>
+        <w:t>ms.</w:t>
+      </w:r>
+      <w:proofErr w:type="spellEnd"/>
+    </w:p>
+    <w:p>
+      <w:r>
+        <w:t xml:space="preserve">The second test was with the filter set to Low Pass, 12 dB, 100 Hz.  This suppresses frequencies above 100 Hz, i.e. 10 </w:t>
+      </w:r>
+      <w:proofErr w:type="spellStart"/>
+      <w:r>
+        <w:t>ms.</w:t>
+      </w:r>
+      <w:proofErr w:type="spellEnd"/>
+    </w:p>
+    <w:p>
+      <w:r>
+        <w:t>Rising edge: 128, 119, 118, 1347, 4248, 6913, 8897, 10256, 11146, 11712, 12065, 12283, 12417</w:t>
+      </w:r>
+    </w:p>
+    <w:p>
+      <w:r>
+        <w:t>Falling edge: 12610, 12601, 12589, 11487, 8670, 5944, 3853, 2416, 1488, 917, 579, 381, 271, 210, 179</w:t>
+      </w:r>
+    </w:p>
+    <w:p>
+      <w:r>
+        <w:t>There are 7 intermediate point</w:t>
+      </w:r>
+      <w:r>
+        <w:t>s</w:t>
+      </w:r>
+      <w:r>
+        <w:t xml:space="preserve"> on the rising edge, and 9 intermediate points on the falling edge.  The time constant is thus ~7-9 </w:t>
+      </w:r>
+      <w:proofErr w:type="spellStart"/>
+      <w:r>
+        <w:t>ms.</w:t>
+      </w:r>
+      <w:proofErr w:type="spellEnd"/>
+    </w:p>
+    <w:p>
+      <w:pPr>
+        <w:rPr>
+          <w:b/>
+          <w:bCs/>
+        </w:rPr>
+      </w:pPr>
+    </w:p>
+    <w:p>
+      <w:pPr>
+        <w:rPr>
+          <w:b/>
+          <w:bCs/>
+        </w:rPr>
+      </w:pPr>
+      <w:proofErr w:type="spellStart"/>
+      <w:r>
+        <w:rPr>
+          <w:b/>
+          <w:bCs/>
+        </w:rPr>
+        <w:t>TetrAMM</w:t>
+      </w:r>
+      <w:proofErr w:type="spellEnd"/>
+    </w:p>
+    <w:p>
+      <w:r>
+        <w:t xml:space="preserve">Rising edge: </w:t>
+      </w:r>
+      <w:r>
+        <w:t>0.3954</w:t>
+      </w:r>
+      <w:r>
+        <w:t xml:space="preserve">, </w:t>
+      </w:r>
+      <w:r>
+        <w:t>-0.082</w:t>
+      </w:r>
+      <w:r>
+        <w:t>1,</w:t>
+      </w:r>
+      <w:r>
+        <w:t xml:space="preserve"> -0.0582</w:t>
+      </w:r>
+      <w:r>
+        <w:t xml:space="preserve">, </w:t>
+      </w:r>
+      <w:r>
+        <w:t>0.368</w:t>
+      </w:r>
+      <w:r>
+        <w:t xml:space="preserve">, </w:t>
+      </w:r>
+      <w:r>
+        <w:t>100.1576</w:t>
+      </w:r>
+      <w:r>
+        <w:t>,</w:t>
+      </w:r>
+      <w:r>
+        <w:t>100.2548</w:t>
+      </w:r>
+      <w:r>
+        <w:t>,</w:t>
+      </w:r>
+      <w:r>
+        <w:t xml:space="preserve"> 100.3568</w:t>
+      </w:r>
+      <w:r>
+        <w:t>,</w:t>
+      </w:r>
+      <w:r>
+        <w:t>100.3948</w:t>
+      </w:r>
+    </w:p>
+    <w:p>
+      <w:r>
+        <w:lastRenderedPageBreak/>
+        <w:t xml:space="preserve">Falling edge: </w:t>
+      </w:r>
+      <w:r>
+        <w:t>100.568</w:t>
+      </w:r>
+      <w:r>
+        <w:t>,</w:t>
+      </w:r>
+      <w:r>
+        <w:t xml:space="preserve"> 100.5169</w:t>
+      </w:r>
+      <w:r>
+        <w:t>,</w:t>
+      </w:r>
+      <w:r>
+        <w:t xml:space="preserve"> 100.2706</w:t>
+      </w:r>
+      <w:r>
+        <w:t>,</w:t>
+      </w:r>
+      <w:r>
+        <w:t xml:space="preserve"> 23.5508</w:t>
+      </w:r>
+      <w:r>
+        <w:t>,</w:t>
+      </w:r>
+      <w:r>
+        <w:t xml:space="preserve"> -0.7916</w:t>
+      </w:r>
+      <w:r>
+        <w:t>,</w:t>
+      </w:r>
+      <w:r>
+        <w:t xml:space="preserve"> -0.579</w:t>
+      </w:r>
+      <w:r>
+        <w:t xml:space="preserve">, </w:t>
+      </w:r>
+      <w:r>
+        <w:t>-0.487</w:t>
+      </w:r>
+    </w:p>
+    <w:p>
+      <w:r>
+        <w:t xml:space="preserve">There are no intermediate values on the rising edge, and one intermediate value on the falling edge.  There is no overshoot.  The time response is ~1 </w:t>
+      </w:r>
+      <w:proofErr w:type="spellStart"/>
+      <w:r>
+        <w:t>ms.</w:t>
+      </w:r>
+      <w:proofErr w:type="spellEnd"/>
+    </w:p>
+    <w:p>
+      <w:pPr>
+        <w:rPr>
+          <w:b/>
+          <w:bCs/>
+        </w:rPr>
+      </w:pPr>
+    </w:p>
+    <w:p>
+      <w:pPr>
+        <w:rPr>
+          <w:b/>
+          <w:bCs/>
+        </w:rPr>
+      </w:pPr>
+      <w:r>
+        <w:rPr>
+          <w:b/>
+          <w:bCs/>
+        </w:rPr>
+        <w:t>FX4</w:t>
+      </w:r>
+    </w:p>
+    <w:p>
+      <w:r>
+        <w:t>Rising edge: 0.3030, 0.2665, 0.0688, 57.6524, 101.4027, 100.4867. 100.3509</w:t>
+      </w:r>
+    </w:p>
+    <w:p>
+      <w:r>
+        <w:t xml:space="preserve">Falling edge: </w:t>
+      </w:r>
+      <w:r>
+        <w:t>100.4847</w:t>
+      </w:r>
+      <w:r>
+        <w:t xml:space="preserve">, </w:t>
+      </w:r>
+      <w:r>
+        <w:t>100.415</w:t>
+      </w:r>
+      <w:r>
+        <w:t xml:space="preserve">5, </w:t>
+      </w:r>
+      <w:r>
+        <w:t>100.2163</w:t>
+      </w:r>
+      <w:r>
+        <w:t xml:space="preserve">, </w:t>
+      </w:r>
+      <w:r>
+        <w:t>39.9148</w:t>
+      </w:r>
+      <w:r>
+        <w:t>, -</w:t>
+      </w:r>
+      <w:r>
+        <w:t xml:space="preserve">1.3674 </w:t>
+      </w:r>
+      <w:r>
+        <w:t xml:space="preserve">, </w:t>
+      </w:r>
+      <w:r>
+        <w:t>0.6366</w:t>
+      </w:r>
+      <w:r>
+        <w:t xml:space="preserve">, </w:t>
+      </w:r>
+      <w:r>
+        <w:t>-0.5338</w:t>
+      </w:r>
+    </w:p>
+    <w:p>
+      <w:r>
+        <w:t xml:space="preserve">There is one point in the transition, and ~1% overshoot and undershoot. The time response is thus &lt;2 </w:t>
+      </w:r>
+      <w:proofErr w:type="spellStart"/>
+      <w:r>
+        <w:t>ms.</w:t>
+      </w:r>
+      <w:proofErr w:type="spellEnd"/>
+    </w:p>
+    <w:p>
+      <w:r>
+        <w:br w:type="page"/>
+      </w:r>
+    </w:p>
+    <w:p>
+      <w:pPr>
         <w:jc w:val="center"/>
         <w:rPr>
           <w:b/>
@@ -2669,7 +3475,14 @@
         <w:rPr>
           <w:rFonts w:cs="Calibri"/>
         </w:rPr>
-        <w:t>and then to the current input of the device under test.  The resistor was selected with the box shown below, with values ranging from 1 k</w:t>
+        <w:t xml:space="preserve">and then to the current input of the device under test.  The resistor was selected with the box shown below, with values ranging from 1 </w:t>
+      </w:r>
+      <w:proofErr w:type="spellStart"/>
+      <w:r>
+        <w:rPr>
+          <w:rFonts w:cs="Calibri"/>
+        </w:rPr>
+        <w:t>k</w:t>
       </w:r>
       <w:r>
         <w:rPr>
@@ -2677,6 +3490,7 @@
         </w:rPr>
         <w:t>Ω</w:t>
       </w:r>
+      <w:proofErr w:type="spellEnd"/>
       <w:r>
         <w:rPr>
           <w:rFonts w:cs="Calibri"/>
@@ -2693,7 +3507,21 @@
         <w:rPr>
           <w:rFonts w:cs="Calibri"/>
         </w:rPr>
-        <w:t>.  When used with a 10V input these produce currents ranging from 100 nA to 10 mA in factor of 10 steps.</w:t>
+        <w:t xml:space="preserve">.  When used with a 10V input these produce currents ranging from 100 </w:t>
+      </w:r>
+      <w:proofErr w:type="spellStart"/>
+      <w:r>
+        <w:rPr>
+          <w:rFonts w:cs="Calibri"/>
+        </w:rPr>
+        <w:t>nA</w:t>
+      </w:r>
+      <w:proofErr w:type="spellEnd"/>
+      <w:r>
+        <w:rPr>
+          <w:rFonts w:cs="Calibri"/>
+        </w:rPr>
+        <w:t xml:space="preserve"> to 10 mA in factor of 10 steps.</w:t>
       </w:r>
     </w:p>
     <w:p>
@@ -2758,7 +3586,15 @@
     </w:p>
     <w:p>
       <w:r>
-        <w:t>The DAC was driven in a linear ramp from 0V to 10V in the “waveform generator” mode in the USB-1808X.  The 1000-point output voltage waveform is streamed from the USB-1808X at a precise 10 Hz rate, so there is no jitter in the time between output values. The DAC output was also connected to an 18-bit analog input (A/D) on the USB-1808X.  This provides a readback of the actual output voltage with better resolution than the DAC.  The A/D was run in the the “waveform digitizer” mode in the USB-1808X, so it is reading the voltage input at precisely 10 Hz, sampling each output from the DAC.</w:t>
+        <w:t xml:space="preserve">The DAC was driven in a linear ramp from 0V to 10V in the “waveform generator” mode in the USB-1808X.  The 1000-point output voltage waveform is streamed from the USB-1808X at a precise 10 Hz rate, so there is no jitter in the time between output values. The DAC output was also connected to an 18-bit analog input (A/D) on the USB-1808X.  This provides a readback of the actual output voltage with better resolution than the DAC.  The A/D was run in the </w:t>
+      </w:r>
+      <w:proofErr w:type="spellStart"/>
+      <w:r>
+        <w:t>the</w:t>
+      </w:r>
+      <w:proofErr w:type="spellEnd"/>
+      <w:r>
+        <w:t xml:space="preserve"> “waveform digitizer” mode in the USB-1808X, so it is reading the voltage input at precisely 10 Hz, sampling each output from the DAC.</w:t>
       </w:r>
     </w:p>
     <w:p>
@@ -2769,7 +3605,23 @@
     <w:p>
       <w:r>
         <w:lastRenderedPageBreak/>
-        <w:t>In the initial testing I found consistent very small upward-curved deviations from linearity for the SR570, TetrAMM, and FX4.  The following is an example with the FX4 measuring 100 nA current.</w:t>
+        <w:t xml:space="preserve">In the initial testing I found consistent very small upward-curved deviations from linearity for the SR570, </w:t>
+      </w:r>
+      <w:proofErr w:type="spellStart"/>
+      <w:r>
+        <w:t>TetrAMM</w:t>
+      </w:r>
+      <w:proofErr w:type="spellEnd"/>
+      <w:r>
+        <w:t xml:space="preserve">, and FX4.  The following is an example with the FX4 measuring 100 </w:t>
+      </w:r>
+      <w:proofErr w:type="spellStart"/>
+      <w:r>
+        <w:t>nA</w:t>
+      </w:r>
+      <w:proofErr w:type="spellEnd"/>
+      <w:r>
+        <w:t xml:space="preserve"> current.</w:t>
       </w:r>
     </w:p>
     <w:p>
@@ -2896,7 +3748,15 @@
     <w:p>
       <w:r>
         <w:lastRenderedPageBreak/>
-        <w:t>I then constructed a user-defined 0-10V ramp waveform for the USB-1808X waveform generator output that corrected the errors in the above plot using the cubic spline fit.  The differences from the theoretical linear ramp were just a few bits.  The currents measured with the SR570, TetrAMM, and FX4 then no longer displayed this systematic non-linearity. This is the FX4 100nA data when using the corrected voltage ramp. Most of the curvature is removed</w:t>
+        <w:t xml:space="preserve">I then constructed a user-defined 0-10V ramp waveform for the USB-1808X waveform generator output that corrected the errors in the above plot using the cubic spline fit.  The differences from the theoretical linear ramp were just a few bits.  The currents measured with the SR570, </w:t>
+      </w:r>
+      <w:proofErr w:type="spellStart"/>
+      <w:r>
+        <w:t>TetrAMM</w:t>
+      </w:r>
+      <w:proofErr w:type="spellEnd"/>
+      <w:r>
+        <w:t>, and FX4 then no longer displayed this systematic non-linearity. This is the FX4 100nA data when using the corrected voltage ramp. Most of the curvature is removed</w:t>
       </w:r>
     </w:p>
     <w:p>
@@ -3023,7 +3883,15 @@
     <w:p>
       <w:r>
         <w:lastRenderedPageBreak/>
-        <w:t>The following screenshot shows the configuration of the USB-1808X when generating the user-defined 0-10V linear ramp with the Waveform generator function.  The Waveform digitizer is also measuring the actual output waveform.</w:t>
+        <w:t xml:space="preserve">The following screenshot shows the configuration of the USB-1808X when generating the user-defined 0-10V linear ramp with the Waveform generator function.  The Waveform </w:t>
+      </w:r>
+      <w:proofErr w:type="gramStart"/>
+      <w:r>
+        <w:t>digitizer is</w:t>
+      </w:r>
+      <w:proofErr w:type="gramEnd"/>
+      <w:r>
+        <w:t xml:space="preserve"> also measuring the actual output waveform.</w:t>
       </w:r>
     </w:p>
     <w:p>
@@ -3101,7 +3969,15 @@
     </w:p>
     <w:p>
       <w:r>
-        <w:t>The following screenshot shows the configuration of the FX for the tests on the 0-100 nA current range.</w:t>
+        <w:t xml:space="preserve">The following screenshot shows the configuration of the FX for the tests on the 0-100 </w:t>
+      </w:r>
+      <w:proofErr w:type="spellStart"/>
+      <w:r>
+        <w:t>nA</w:t>
+      </w:r>
+      <w:proofErr w:type="spellEnd"/>
+      <w:r>
+        <w:t xml:space="preserve"> current range.</w:t>
       </w:r>
     </w:p>
     <w:p>
@@ -3166,7 +4042,15 @@
         </w:numPr>
       </w:pPr>
       <w:r>
-        <w:t>Range: 100 nA slow (1000 Hz bandpass filter)</w:t>
+        <w:t xml:space="preserve">Range: 100 </w:t>
+      </w:r>
+      <w:proofErr w:type="spellStart"/>
+      <w:r>
+        <w:t>nA</w:t>
+      </w:r>
+      <w:proofErr w:type="spellEnd"/>
+      <w:r>
+        <w:t xml:space="preserve"> slow (1000 Hz bandpass filter)</w:t>
       </w:r>
     </w:p>
     <w:p>
@@ -3177,8 +4061,21 @@
           <w:numId w:val="3"/>
         </w:numPr>
       </w:pPr>
-      <w:r>
-        <w:t>ValuesPerRead: 100.  This means that the FX4 is doing on-board averaging for 0.001 seconds, because it digitizes at 100 kHz.  This allows performing the tests in this report at up to 1000 points/s.  The current report is just for 10 points/s.</w:t>
+      <w:proofErr w:type="spellStart"/>
+      <w:r>
+        <w:t>ValuesPerRead</w:t>
+      </w:r>
+      <w:proofErr w:type="spellEnd"/>
+      <w:r>
+        <w:t xml:space="preserve">: 100.  This means that the FX4 is doing on-board averaging for 0.001 seconds, because it digitizes at 100 kHz.  This allows </w:t>
+      </w:r>
+      <w:proofErr w:type="gramStart"/>
+      <w:r>
+        <w:t>performing the tests in this report at</w:t>
+      </w:r>
+      <w:proofErr w:type="gramEnd"/>
+      <w:r>
+        <w:t xml:space="preserve"> up to 1000 points/s.  The current report is just for 10 points/s.</w:t>
       </w:r>
     </w:p>
     <w:p>
@@ -3189,18 +4086,111 @@
           <w:numId w:val="3"/>
         </w:numPr>
       </w:pPr>
-      <w:r>
-        <w:t>CurrentUnits: nA.  This means that the values received will be in unit of nA.  This is not critical, uA or pA could also be used, it just shifts the decimal point.</w:t>
-      </w:r>
-    </w:p>
-    <w:p>
-      <w:r>
-        <w:t>Note that the AveragingTime and FastAveragingTime are not important for this test.  That is because we are collecting data with the TimeSeries plugin, which does its own averaging independent of AveragingTime and FastAveragingTime.</w:t>
-      </w:r>
-    </w:p>
-    <w:p>
-      <w:r>
-        <w:t>For tests with other voltage ranges the only differences are the values of the Range and CurrentUnits PVs.</w:t>
+      <w:proofErr w:type="spellStart"/>
+      <w:r>
+        <w:t>CurrentUnits</w:t>
+      </w:r>
+      <w:proofErr w:type="spellEnd"/>
+      <w:r>
+        <w:t xml:space="preserve">: </w:t>
+      </w:r>
+      <w:proofErr w:type="spellStart"/>
+      <w:r>
+        <w:t>nA.</w:t>
+      </w:r>
+      <w:proofErr w:type="spellEnd"/>
+      <w:r>
+        <w:t xml:space="preserve">  This means that the values received will be in </w:t>
+      </w:r>
+      <w:proofErr w:type="gramStart"/>
+      <w:r>
+        <w:t>unit</w:t>
+      </w:r>
+      <w:proofErr w:type="gramEnd"/>
+      <w:r>
+        <w:t xml:space="preserve"> of </w:t>
+      </w:r>
+      <w:proofErr w:type="spellStart"/>
+      <w:r>
+        <w:t>nA.</w:t>
+      </w:r>
+      <w:proofErr w:type="spellEnd"/>
+      <w:r>
+        <w:t xml:space="preserve">  This is not critical, </w:t>
+      </w:r>
+      <w:proofErr w:type="spellStart"/>
+      <w:r>
+        <w:t>uA</w:t>
+      </w:r>
+      <w:proofErr w:type="spellEnd"/>
+      <w:r>
+        <w:t xml:space="preserve"> or </w:t>
+      </w:r>
+      <w:proofErr w:type="spellStart"/>
+      <w:r>
+        <w:t>pA</w:t>
+      </w:r>
+      <w:proofErr w:type="spellEnd"/>
+      <w:r>
+        <w:t xml:space="preserve"> could also be used, it just shifts the decimal point.</w:t>
+      </w:r>
+    </w:p>
+    <w:p>
+      <w:r>
+        <w:t xml:space="preserve">Note that the </w:t>
+      </w:r>
+      <w:proofErr w:type="spellStart"/>
+      <w:r>
+        <w:t>AveragingTime</w:t>
+      </w:r>
+      <w:proofErr w:type="spellEnd"/>
+      <w:r>
+        <w:t xml:space="preserve"> and </w:t>
+      </w:r>
+      <w:proofErr w:type="spellStart"/>
+      <w:r>
+        <w:t>FastAveragingTime</w:t>
+      </w:r>
+      <w:proofErr w:type="spellEnd"/>
+      <w:r>
+        <w:t xml:space="preserve"> are not important for this test.  That is because we are collecting data with the </w:t>
+      </w:r>
+      <w:proofErr w:type="spellStart"/>
+      <w:r>
+        <w:t>TimeSeries</w:t>
+      </w:r>
+      <w:proofErr w:type="spellEnd"/>
+      <w:r>
+        <w:t xml:space="preserve"> plugin, which does its own averaging independent of </w:t>
+      </w:r>
+      <w:proofErr w:type="spellStart"/>
+      <w:r>
+        <w:t>AveragingTime</w:t>
+      </w:r>
+      <w:proofErr w:type="spellEnd"/>
+      <w:r>
+        <w:t xml:space="preserve"> and </w:t>
+      </w:r>
+      <w:proofErr w:type="spellStart"/>
+      <w:r>
+        <w:t>FastAveragingTime</w:t>
+      </w:r>
+      <w:proofErr w:type="spellEnd"/>
+      <w:r>
+        <w:t>.</w:t>
+      </w:r>
+    </w:p>
+    <w:p>
+      <w:r>
+        <w:t xml:space="preserve">For tests with other voltage ranges the only differences are the values of the Range and </w:t>
+      </w:r>
+      <w:proofErr w:type="spellStart"/>
+      <w:r>
+        <w:t>CurrentUnits</w:t>
+      </w:r>
+      <w:proofErr w:type="spellEnd"/>
+      <w:r>
+        <w:t xml:space="preserve"> PVs.</w:t>
       </w:r>
     </w:p>
     <w:p>
@@ -3211,7 +4201,23 @@
     <w:p>
       <w:r>
         <w:lastRenderedPageBreak/>
-        <w:t xml:space="preserve">This is a screenshot of the TimeSeries plugin that is used to collect the data.  </w:t>
+        <w:t xml:space="preserve">This is a screenshot of the </w:t>
+      </w:r>
+      <w:proofErr w:type="spellStart"/>
+      <w:r>
+        <w:t>TimeSeries</w:t>
+      </w:r>
+      <w:proofErr w:type="spellEnd"/>
+      <w:r>
+        <w:t xml:space="preserve"> plugin that is used to collect </w:t>
+      </w:r>
+      <w:proofErr w:type="gramStart"/>
+      <w:r>
+        <w:t>the data</w:t>
+      </w:r>
+      <w:proofErr w:type="gramEnd"/>
+      <w:r>
+        <w:t xml:space="preserve">.  </w:t>
       </w:r>
     </w:p>
     <w:p>
@@ -3269,8 +4275,29 @@
           <w:numId w:val="4"/>
         </w:numPr>
       </w:pPr>
-      <w:r>
-        <w:t>TSAveragingTime: 0.1.  The averaging time is set 0.1 second, while the averaging time in the FX is 0.001 seconds.  This result in TSNumAverage=100.</w:t>
+      <w:proofErr w:type="spellStart"/>
+      <w:r>
+        <w:t>TSAveragingTime</w:t>
+      </w:r>
+      <w:proofErr w:type="spellEnd"/>
+      <w:r>
+        <w:t xml:space="preserve">: 0.1.  The averaging time is </w:t>
+      </w:r>
+      <w:proofErr w:type="gramStart"/>
+      <w:r>
+        <w:t>set</w:t>
+      </w:r>
+      <w:proofErr w:type="gramEnd"/>
+      <w:r>
+        <w:t xml:space="preserve"> 0.1 second, while the averaging time in the FX is 0.001 seconds.  This result in </w:t>
+      </w:r>
+      <w:proofErr w:type="spellStart"/>
+      <w:r>
+        <w:t>TSNumAverage</w:t>
+      </w:r>
+      <w:proofErr w:type="spellEnd"/>
+      <w:r>
+        <w:t>=100.</w:t>
       </w:r>
     </w:p>
     <w:p>
@@ -3281,8 +4308,21 @@
           <w:numId w:val="4"/>
         </w:numPr>
       </w:pPr>
-      <w:r>
-        <w:t>TSAcquireMode: FixedLength.  The plugin will collect the desired number of points and stop, rather than the continuous Circular Buffer mode.</w:t>
+      <w:proofErr w:type="spellStart"/>
+      <w:r>
+        <w:t>TSAcquireMode</w:t>
+      </w:r>
+      <w:proofErr w:type="spellEnd"/>
+      <w:r>
+        <w:t xml:space="preserve">: </w:t>
+      </w:r>
+      <w:proofErr w:type="spellStart"/>
+      <w:r>
+        <w:t>FixedLength</w:t>
+      </w:r>
+      <w:proofErr w:type="spellEnd"/>
+      <w:r>
+        <w:t>.  The plugin will collect the desired number of points and stop, rather than the continuous Circular Buffer mode.</w:t>
       </w:r>
     </w:p>
     <w:p>
@@ -3293,8 +4333,13 @@
           <w:numId w:val="4"/>
         </w:numPr>
       </w:pPr>
-      <w:r>
-        <w:t>TSNumPoints: 1000  The plugin will collect 1000 time points at 0.1 second each, so 100 seconds total acquisition time.</w:t>
+      <w:proofErr w:type="spellStart"/>
+      <w:r>
+        <w:t>TSNumPoints</w:t>
+      </w:r>
+      <w:proofErr w:type="spellEnd"/>
+      <w:r>
+        <w:t>: 1000  The plugin will collect 1000 time points at 0.1 second each, so 100 seconds total acquisition time.</w:t>
       </w:r>
     </w:p>
     <w:p>
@@ -3305,8 +4350,21 @@
           <w:numId w:val="4"/>
         </w:numPr>
       </w:pPr>
-      <w:r>
-        <w:t>TSAcquire:  This is set to 1 with the EraseStart button to begin data acquisition.</w:t>
+      <w:proofErr w:type="spellStart"/>
+      <w:r>
+        <w:t>TSAcquire</w:t>
+      </w:r>
+      <w:proofErr w:type="spellEnd"/>
+      <w:r>
+        <w:t xml:space="preserve">:  This is set to 1 with the </w:t>
+      </w:r>
+      <w:proofErr w:type="spellStart"/>
+      <w:r>
+        <w:t>EraseStart</w:t>
+      </w:r>
+      <w:proofErr w:type="spellEnd"/>
+      <w:r>
+        <w:t xml:space="preserve"> button to begin data acquisition.</w:t>
       </w:r>
     </w:p>
     <w:p>
@@ -3374,6 +4432,7 @@
           <w:bCs/>
         </w:rPr>
       </w:pPr>
+      <w:proofErr w:type="spellStart"/>
       <w:r>
         <w:rPr>
           <w:b/>
@@ -3382,6 +4441,7 @@
         <w:lastRenderedPageBreak/>
         <w:t>TetrAMM</w:t>
       </w:r>
+      <w:proofErr w:type="spellEnd"/>
       <w:r>
         <w:rPr>
           <w:b/>
@@ -3397,7 +4457,23 @@
         </w:rPr>
       </w:pPr>
       <w:r>
-        <w:t>The following screenshot shows the configuration of the TetrAMM for the tests on the 0-100 nA current range</w:t>
+        <w:t xml:space="preserve">The following screenshot shows the configuration of the </w:t>
+      </w:r>
+      <w:proofErr w:type="spellStart"/>
+      <w:r>
+        <w:t>TetrAMM</w:t>
+      </w:r>
+      <w:proofErr w:type="spellEnd"/>
+      <w:r>
+        <w:t xml:space="preserve"> for the tests on the 0-100 </w:t>
+      </w:r>
+      <w:proofErr w:type="spellStart"/>
+      <w:r>
+        <w:t>nA</w:t>
+      </w:r>
+      <w:proofErr w:type="spellEnd"/>
+      <w:r>
+        <w:t xml:space="preserve"> current range</w:t>
       </w:r>
       <w:r>
         <w:rPr>
@@ -3453,12 +4529,44 @@
     </w:p>
     <w:p>
       <w:r>
-        <w:t>The important settings are identical to the FX4, except that Range = +- 120 nA rather than +- 100 nA.  The settings on the TimeSeries plugin are identical to the FX4.</w:t>
-      </w:r>
-    </w:p>
-    <w:p>
-      <w:r>
-        <w:t>For tests with other voltage ranges the only differences are the values of Range and CurrentScale PVs.</w:t>
+        <w:t xml:space="preserve">The important settings are identical to the FX4, except that Range = +- 120 </w:t>
+      </w:r>
+      <w:proofErr w:type="spellStart"/>
+      <w:r>
+        <w:t>nA</w:t>
+      </w:r>
+      <w:proofErr w:type="spellEnd"/>
+      <w:r>
+        <w:t xml:space="preserve"> rather than +- 100 </w:t>
+      </w:r>
+      <w:proofErr w:type="spellStart"/>
+      <w:r>
+        <w:t>nA.</w:t>
+      </w:r>
+      <w:proofErr w:type="spellEnd"/>
+      <w:r>
+        <w:t xml:space="preserve">  The settings on the </w:t>
+      </w:r>
+      <w:proofErr w:type="spellStart"/>
+      <w:r>
+        <w:t>TimeSeries</w:t>
+      </w:r>
+      <w:proofErr w:type="spellEnd"/>
+      <w:r>
+        <w:t xml:space="preserve"> plugin are identical to the FX4.</w:t>
+      </w:r>
+    </w:p>
+    <w:p>
+      <w:r>
+        <w:t xml:space="preserve">For tests with other voltage ranges the only differences are the values of Range and </w:t>
+      </w:r>
+      <w:proofErr w:type="spellStart"/>
+      <w:r>
+        <w:t>CurrentScale</w:t>
+      </w:r>
+      <w:proofErr w:type="spellEnd"/>
+      <w:r>
+        <w:t xml:space="preserve"> PVs.</w:t>
       </w:r>
     </w:p>
     <w:p>
@@ -3491,7 +4599,15 @@
     </w:p>
     <w:p>
       <w:r>
-        <w:t>The following settings were used for the SR570 for the 0-100 nA tests.</w:t>
+        <w:t xml:space="preserve">The following settings were used for the SR570 for the 0-100 </w:t>
+      </w:r>
+      <w:proofErr w:type="spellStart"/>
+      <w:r>
+        <w:t>nA</w:t>
+      </w:r>
+      <w:proofErr w:type="spellEnd"/>
+      <w:r>
+        <w:t xml:space="preserve"> tests.</w:t>
       </w:r>
     </w:p>
     <w:p>
@@ -3503,7 +4619,23 @@
         </w:numPr>
       </w:pPr>
       <w:r>
-        <w:t xml:space="preserve">Sensitivity: 20 nA/V, 200 nA/V, 2 </w:t>
+        <w:t xml:space="preserve">Sensitivity: 20 </w:t>
+      </w:r>
+      <w:proofErr w:type="spellStart"/>
+      <w:r>
+        <w:t>nA</w:t>
+      </w:r>
+      <w:proofErr w:type="spellEnd"/>
+      <w:r>
+        <w:t xml:space="preserve">/V, 200 </w:t>
+      </w:r>
+      <w:proofErr w:type="spellStart"/>
+      <w:r>
+        <w:t>nA</w:t>
+      </w:r>
+      <w:proofErr w:type="spellEnd"/>
+      <w:r>
+        <w:t xml:space="preserve">/V, 2 </w:t>
       </w:r>
       <w:r>
         <w:rPr>
@@ -3533,7 +4665,15 @@
         <w:t xml:space="preserve">A/V, or 1 mA/V </w:t>
       </w:r>
       <w:r>
-        <w:t>for currents ranges from 100 nA to 3 mA</w:t>
+        <w:t xml:space="preserve">for currents ranges from 100 </w:t>
+      </w:r>
+      <w:proofErr w:type="spellStart"/>
+      <w:r>
+        <w:t>nA</w:t>
+      </w:r>
+      <w:proofErr w:type="spellEnd"/>
+      <w:r>
+        <w:t xml:space="preserve"> to 3 mA</w:t>
       </w:r>
     </w:p>
     <w:p>
@@ -3656,8 +4796,13 @@
           <w:numId w:val="5"/>
         </w:numPr>
       </w:pPr>
-      <w:r>
-        <w:t>Foffset: No</w:t>
+      <w:proofErr w:type="spellStart"/>
+      <w:r>
+        <w:t>Foffset</w:t>
+      </w:r>
+      <w:proofErr w:type="spellEnd"/>
+      <w:r>
+        <w:t>: No</w:t>
       </w:r>
     </w:p>
     <w:p>
@@ -3723,7 +4868,15 @@
     </w:p>
     <w:p>
       <w:r>
-        <w:t>This is the plot of the MCS channel 2 which is measuring the V2F100 output.</w:t>
+        <w:t xml:space="preserve">This is the plot of the MCS channel 2 which </w:t>
+      </w:r>
+      <w:proofErr w:type="gramStart"/>
+      <w:r>
+        <w:t>is measuring</w:t>
+      </w:r>
+      <w:proofErr w:type="gramEnd"/>
+      <w:r>
+        <w:t xml:space="preserve"> the V2F100 output.</w:t>
       </w:r>
     </w:p>
     <w:p>
